--- a/파일럿/보고자료/한글문서/11_기술개요_보안.docx
+++ b/파일럿/보고자료/한글문서/11_기술개요_보안.docx
@@ -1305,7 +1305,7 @@
           <w:b/>
           <w:sz w:val="20"/>
         </w:rPr>
-        <w:t>자동 점검 7종</w:t>
+        <w:t>자동 점검 8종 (검사 항목 154개)</w:t>
       </w:r>
       <w:r>
         <w:rPr>
@@ -1365,7 +1365,7 @@
           <w:b w:val="0"/>
           <w:sz w:val="20"/>
         </w:rPr>
-        <w:t>권한 — 학생이 남의 제출물을 직접 요청하면 서버가 거절하는지</w:t>
+        <w:t>권한 15가지 — 학생이 남의 제출물·사진을 직접 요청하거나, 자기 숙제를 스스로 승인하거나, 남의 반을 고치려 하면 서버가 거절하는지. 반대로 담당 선생님과 본인은 제대로 읽고 쓸 수 있는지</w:t>
       </w:r>
     </w:p>
     <w:p>
@@ -1435,7 +1435,7 @@
           <w:b w:val="0"/>
           <w:sz w:val="20"/>
         </w:rPr>
-        <w:t xml:space="preserve"> 마지막 확인에서 7종 모두 통과했습니다. </w:t>
+        <w:t xml:space="preserve"> 마지막 확인에서 8종 모두 통과했습니다. </w:t>
       </w:r>
     </w:p>
     <w:p>

--- a/파일럿/보고자료/한글문서/11_기술개요_보안.docx
+++ b/파일럿/보고자료/한글문서/11_기술개요_보안.docx
@@ -44,7 +44,7 @@
           <w:color w:val="8A8FA3"/>
           <w:sz w:val="18"/>
         </w:rPr>
-        <w:t>어떻게 만들어졌고 무엇으로 막고 있는지 · 작성일 2026년 9월 25일</w:t>
+        <w:t>어떻게 만들어졌고 무엇으로 막고 있는지 · 작성일 2026년 9월 27일</w:t>
       </w:r>
     </w:p>
     <w:p>
@@ -1008,7 +1008,228 @@
           <w:color w:val="1E3A6B"/>
           <w:sz w:val="26"/>
         </w:rPr>
-        <w:t>4. 여러 기기가 어떻게 맞춰지는가</w:t>
+        <w:t>4. 공지 두 가지</w:t>
+      </w:r>
+    </w:p>
+    <w:tbl>
+      <w:tblPr>
+        <w:tblStyle w:val="TableGrid"/>
+        <w:tblW w:type="auto" w:w="0"/>
+        <w:jc w:val="center"/>
+        <w:tblLayout w:type="autofit"/>
+        <w:tblLook w:firstColumn="1" w:firstRow="1" w:lastColumn="0" w:lastRow="0" w:noHBand="0" w:noVBand="1" w:val="04A0"/>
+      </w:tblPr>
+      <w:tblGrid>
+        <w:gridCol w:w="3249"/>
+        <w:gridCol w:w="3249"/>
+        <w:gridCol w:w="3249"/>
+      </w:tblGrid>
+      <w:tr>
+        <w:tc>
+          <w:tcPr>
+            <w:tcW w:type="dxa" w:w="3443"/>
+            <w:shd w:val="clear" w:color="auto" w:fill="F2F5FB"/>
+          </w:tcPr>
+          <w:p>
+            <w:pPr>
+              <w:spacing w:before="40" w:after="40"/>
+            </w:pPr>
+            <w:r>
+              <w:rPr>
+                <w:rFonts w:ascii="맑은 고딕" w:hAnsi="맑은 고딕" w:eastAsia="맑은 고딕" w:cs="맑은 고딕"/>
+                <w:b/>
+                <w:sz w:val="19"/>
+              </w:rPr>
+              <w:t>누가 올리나</w:t>
+            </w:r>
+          </w:p>
+        </w:tc>
+        <w:tc>
+          <w:tcPr>
+            <w:tcW w:type="dxa" w:w="2984"/>
+            <w:shd w:val="clear" w:color="auto" w:fill="F2F5FB"/>
+          </w:tcPr>
+          <w:p>
+            <w:pPr>
+              <w:spacing w:before="40" w:after="40"/>
+            </w:pPr>
+            <w:r>
+              <w:rPr>
+                <w:rFonts w:ascii="맑은 고딕" w:hAnsi="맑은 고딕" w:eastAsia="맑은 고딕" w:cs="맑은 고딕"/>
+                <w:b/>
+                <w:sz w:val="19"/>
+              </w:rPr>
+              <w:t>어디까지 가나</w:t>
+            </w:r>
+          </w:p>
+        </w:tc>
+        <w:tc>
+          <w:tcPr>
+            <w:tcW w:type="dxa" w:w="2984"/>
+            <w:shd w:val="clear" w:color="auto" w:fill="F2F5FB"/>
+          </w:tcPr>
+          <w:p>
+            <w:pPr>
+              <w:spacing w:before="40" w:after="40"/>
+            </w:pPr>
+            <w:r>
+              <w:rPr>
+                <w:rFonts w:ascii="맑은 고딕" w:hAnsi="맑은 고딕" w:eastAsia="맑은 고딕" w:cs="맑은 고딕"/>
+                <w:b/>
+                <w:sz w:val="19"/>
+              </w:rPr>
+              <w:t>어떻게 보이나</w:t>
+            </w:r>
+          </w:p>
+        </w:tc>
+      </w:tr>
+      <w:tr>
+        <w:tc>
+          <w:tcPr>
+            <w:tcW w:type="dxa" w:w="3443"/>
+          </w:tcPr>
+          <w:p>
+            <w:pPr>
+              <w:spacing w:before="40" w:after="40"/>
+            </w:pPr>
+            <w:r>
+              <w:rPr>
+                <w:rFonts w:ascii="맑은 고딕" w:hAnsi="맑은 고딕" w:eastAsia="맑은 고딕" w:cs="맑은 고딕"/>
+                <w:b w:val="0"/>
+                <w:sz w:val="19"/>
+              </w:rPr>
+              <w:t>담당 선생님</w:t>
+            </w:r>
+          </w:p>
+        </w:tc>
+        <w:tc>
+          <w:tcPr>
+            <w:tcW w:type="dxa" w:w="2984"/>
+          </w:tcPr>
+          <w:p>
+            <w:pPr>
+              <w:spacing w:before="40" w:after="40"/>
+            </w:pPr>
+            <w:r>
+              <w:rPr>
+                <w:rFonts w:ascii="맑은 고딕" w:hAnsi="맑은 고딕" w:eastAsia="맑은 고딕" w:cs="맑은 고딕"/>
+                <w:b w:val="0"/>
+                <w:sz w:val="19"/>
+              </w:rPr>
+              <w:t>고른 반의 학생</w:t>
+            </w:r>
+          </w:p>
+        </w:tc>
+        <w:tc>
+          <w:tcPr>
+            <w:tcW w:type="dxa" w:w="2984"/>
+          </w:tcPr>
+          <w:p>
+            <w:pPr>
+              <w:spacing w:before="40" w:after="40"/>
+            </w:pPr>
+            <w:r>
+              <w:rPr>
+                <w:rFonts w:ascii="맑은 고딕" w:hAnsi="맑은 고딕" w:eastAsia="맑은 고딕" w:cs="맑은 고딕"/>
+                <w:b w:val="0"/>
+                <w:sz w:val="19"/>
+              </w:rPr>
+              <w:t>학생 홈 화면</w:t>
+            </w:r>
+          </w:p>
+        </w:tc>
+      </w:tr>
+      <w:tr>
+        <w:tc>
+          <w:tcPr>
+            <w:tcW w:type="dxa" w:w="3443"/>
+          </w:tcPr>
+          <w:p>
+            <w:pPr>
+              <w:spacing w:before="40" w:after="40"/>
+            </w:pPr>
+            <w:r>
+              <w:rPr>
+                <w:rFonts w:ascii="맑은 고딕" w:hAnsi="맑은 고딕" w:eastAsia="맑은 고딕" w:cs="맑은 고딕"/>
+                <w:b w:val="0"/>
+                <w:sz w:val="19"/>
+              </w:rPr>
+              <w:t>관리자</w:t>
+            </w:r>
+          </w:p>
+        </w:tc>
+        <w:tc>
+          <w:tcPr>
+            <w:tcW w:type="dxa" w:w="2984"/>
+          </w:tcPr>
+          <w:p>
+            <w:pPr>
+              <w:spacing w:before="40" w:after="40"/>
+            </w:pPr>
+            <w:r>
+              <w:rPr>
+                <w:rFonts w:ascii="맑은 고딕" w:hAnsi="맑은 고딕" w:eastAsia="맑은 고딕" w:cs="맑은 고딕"/>
+                <w:b w:val="0"/>
+                <w:sz w:val="19"/>
+              </w:rPr>
+              <w:t>모두 / 선생님만 / 학생만 / 고른 반</w:t>
+            </w:r>
+          </w:p>
+        </w:tc>
+        <w:tc>
+          <w:tcPr>
+            <w:tcW w:type="dxa" w:w="2984"/>
+          </w:tcPr>
+          <w:p>
+            <w:pPr>
+              <w:spacing w:before="40" w:after="40"/>
+            </w:pPr>
+            <w:r>
+              <w:rPr>
+                <w:rFonts w:ascii="맑은 고딕" w:hAnsi="맑은 고딕" w:eastAsia="맑은 고딕" w:cs="맑은 고딕"/>
+                <w:b w:val="0"/>
+                <w:sz w:val="19"/>
+              </w:rPr>
+              <w:t>홈 화면 · 로그인할 때 창 · 둘 다 중에 고름</w:t>
+            </w:r>
+          </w:p>
+        </w:tc>
+      </w:tr>
+    </w:tbl>
+    <w:p>
+      <w:pPr>
+        <w:spacing w:after="80"/>
+      </w:pPr>
+    </w:p>
+    <w:p>
+      <w:pPr>
+        <w:spacing w:after="120"/>
+      </w:pPr>
+      <w:r>
+        <w:rPr>
+          <w:rFonts w:ascii="맑은 고딕" w:hAnsi="맑은 고딕" w:eastAsia="맑은 고딕" w:cs="맑은 고딕"/>
+          <w:b w:val="0"/>
+          <w:color w:val="8A8FA3"/>
+          <w:sz w:val="19"/>
+        </w:rPr>
+        <w:t>선생님 공지는 반 문서 안에, 관리자 공지는 일정과 같은 칸에 담깁니다. 올린 사람만 지울 수 있도록 서버가 막고 있습니다.</w:t>
+      </w:r>
+    </w:p>
+    <w:p>
+      <w:pPr>
+        <w:pBdr>
+          <w:bottom w:val="single" w:sz="8" w:space="6" w:color="DCE3EE"/>
+        </w:pBdr>
+        <w:spacing w:before="320" w:after="120"/>
+      </w:pPr>
+      <w:r>
+        <w:rPr>
+          <w:rFonts w:ascii="맑은 고딕" w:hAnsi="맑은 고딕" w:eastAsia="맑은 고딕" w:cs="맑은 고딕"/>
+          <w:b/>
+          <w:color w:val="1E3A6B"/>
+          <w:sz w:val="26"/>
+        </w:rPr>
+        <w:t>5. 여러 기기가 어떻게 맞춰지는가</w:t>
       </w:r>
     </w:p>
     <w:p>
@@ -1038,7 +1259,7 @@
           <w:color w:val="1E3A6B"/>
           <w:sz w:val="26"/>
         </w:rPr>
-        <w:t>5. 비밀번호 보관</w:t>
+        <w:t>6. 비밀번호 보관</w:t>
       </w:r>
     </w:p>
     <w:tbl>
@@ -1249,7 +1470,7 @@
           <w:color w:val="1E3A6B"/>
           <w:sz w:val="26"/>
         </w:rPr>
-        <w:t>6. 비용</w:t>
+        <w:t>7. 비용</w:t>
       </w:r>
     </w:p>
     <w:p>
@@ -1262,7 +1483,7 @@
           <w:b w:val="0"/>
           <w:sz w:val="20"/>
         </w:rPr>
-        <w:t>현재 규모(한 반 10명, 4주)에서는 구글 무료 사용량 안에 들어갑니다. 사진이 가장 많은 공간을 쓰므로 올릴 때 줄여서 저장합니다(한 장 약 1MB 이하).</w:t>
+        <w:t>현재 규모(한 반 10명, 4주)에서는 구글 무료 사용량 안에 들어갑니다. 사진이 가장 많은 공간을 쓰므로 올릴 때 긴 변 1280픽셀로 줄여 저장합니다(한 장 약 150KB).</w:t>
       </w:r>
     </w:p>
     <w:p>
@@ -1279,7 +1500,7 @@
           <w:color w:val="1E3A6B"/>
           <w:sz w:val="26"/>
         </w:rPr>
-        <w:t>7. 점검 체계</w:t>
+        <w:t>8. 점검 체계</w:t>
       </w:r>
     </w:p>
     <w:p>
@@ -1305,7 +1526,7 @@
           <w:b/>
           <w:sz w:val="20"/>
         </w:rPr>
-        <w:t>자동 점검 8종 (검사 항목 154개)</w:t>
+        <w:t>자동 점검 11종 (검사 항목 213개)</w:t>
       </w:r>
       <w:r>
         <w:rPr>
@@ -1417,7 +1638,7 @@
           <w:b w:val="0"/>
           <w:sz w:val="20"/>
         </w:rPr>
-        <w:t>숙제 수정·삭제·마감, 공지, 달력 표시, 넓은 화면</w:t>
+        <w:t>숙제 수정·삭제·마감, 선생님 공지, 관리자 공지(범위·표시 방법), 달력 표시, 넓은 화면</w:t>
       </w:r>
     </w:p>
     <w:p>
@@ -1435,7 +1656,7 @@
           <w:b w:val="0"/>
           <w:sz w:val="20"/>
         </w:rPr>
-        <w:t xml:space="preserve"> 마지막 확인에서 8종 모두 통과했습니다. </w:t>
+        <w:t xml:space="preserve"> 마지막 확인에서 11종 모두 통과했습니다. </w:t>
       </w:r>
     </w:p>
     <w:p>
@@ -1452,7 +1673,7 @@
           <w:color w:val="8A8FA3"/>
           <w:sz w:val="17"/>
         </w:rPr>
-        <w:t>「오늘의 숙제」 시범 운영 자료 · 2026년 9월 25일</w:t>
+        <w:t>「오늘의 숙제」 시범 운영 자료 · 2026년 9월 27일</w:t>
       </w:r>
     </w:p>
     <w:sectPr>

--- a/파일럿/보고자료/한글문서/11_기술개요_보안.docx
+++ b/파일럿/보고자료/한글문서/11_기술개요_보안.docx
@@ -44,7 +44,7 @@
           <w:color w:val="8A8FA3"/>
           <w:sz w:val="18"/>
         </w:rPr>
-        <w:t>어떻게 만들어졌고 무엇으로 막고 있는지 · 작성일 2026년 9월 27일</w:t>
+        <w:t>어떻게 만들어졌고 무엇으로 막고 있는지 · 작성일 2026년 9월 28일</w:t>
       </w:r>
     </w:p>
     <w:p>
@@ -1134,7 +1134,7 @@
                 <w:b w:val="0"/>
                 <w:sz w:val="19"/>
               </w:rPr>
-              <w:t>학생 홈 화면</w:t>
+              <w:t>학생 홈 화면 · 흰 카드</w:t>
             </w:r>
           </w:p>
         </w:tc>
@@ -1190,7 +1190,15 @@
                 <w:b w:val="0"/>
                 <w:sz w:val="19"/>
               </w:rPr>
-              <w:t>홈 화면 · 로그인할 때 창 · 둘 다 중에 고름</w:t>
+              <w:t xml:space="preserve">홈 화면 · 로그인할 때 창 · 둘 다 중에 고름. </w:t>
+            </w:r>
+            <w:r>
+              <w:rPr>
+                <w:rFonts w:ascii="맑은 고딕" w:hAnsi="맑은 고딕" w:eastAsia="맑은 고딕" w:cs="맑은 고딕"/>
+                <w:b/>
+                <w:sz w:val="19"/>
+              </w:rPr>
+              <w:t>빨간 카드</w:t>
             </w:r>
           </w:p>
         </w:tc>
@@ -1212,7 +1220,7 @@
           <w:color w:val="8A8FA3"/>
           <w:sz w:val="19"/>
         </w:rPr>
-        <w:t>선생님 공지는 반 문서 안에, 관리자 공지는 일정과 같은 칸에 담깁니다. 올린 사람만 지울 수 있도록 서버가 막고 있습니다.</w:t>
+        <w:t>선생님 공지는 반 문서 안에, 관리자 공지는 일정과 같은 칸에 담깁니다. 올린 사람만 지울 수 있도록 서버가 막고 있으며, 그래서 공지를 올리려면 로그인되어 있어야 합니다(누가 올렸는지가 남아야 하기 때문입니다).</w:t>
       </w:r>
     </w:p>
     <w:p>
@@ -1229,7 +1237,223 @@
           <w:color w:val="1E3A6B"/>
           <w:sz w:val="26"/>
         </w:rPr>
-        <w:t>5. 여러 기기가 어떻게 맞춰지는가</w:t>
+        <w:t>5. 관리자 화면의 서버 현황</w:t>
+      </w:r>
+    </w:p>
+    <w:p>
+      <w:pPr>
+        <w:spacing w:after="120"/>
+      </w:pPr>
+      <w:r>
+        <w:rPr>
+          <w:rFonts w:ascii="맑은 고딕" w:hAnsi="맑은 고딕" w:eastAsia="맑은 고딕" w:cs="맑은 고딕"/>
+          <w:b w:val="0"/>
+          <w:sz w:val="20"/>
+        </w:rPr>
+        <w:t>관리자 화면에서 반·학생·숙제·제출물·사진 수와, 사진이 차지하는 공간을 무료 한도(1 GB)와 견주어 보여 줍니다. 한 달 예상 요금도 함께 나옵니다.</w:t>
+      </w:r>
+    </w:p>
+    <w:tbl>
+      <w:tblPr>
+        <w:tblStyle w:val="TableGrid"/>
+        <w:tblW w:type="auto" w:w="0"/>
+        <w:jc w:val="center"/>
+        <w:tblLayout w:type="autofit"/>
+        <w:tblLook w:firstColumn="1" w:firstRow="1" w:lastColumn="0" w:lastRow="0" w:noHBand="0" w:noVBand="1" w:val="04A0"/>
+      </w:tblPr>
+      <w:tblGrid>
+        <w:gridCol w:w="4873"/>
+        <w:gridCol w:w="4873"/>
+      </w:tblGrid>
+      <w:tr>
+        <w:tc>
+          <w:tcPr>
+            <w:tcW w:type="dxa" w:w="3443"/>
+            <w:shd w:val="clear" w:color="auto" w:fill="F2F5FB"/>
+          </w:tcPr>
+          <w:p>
+            <w:pPr>
+              <w:spacing w:before="40" w:after="40"/>
+            </w:pPr>
+            <w:r>
+              <w:rPr>
+                <w:rFonts w:ascii="맑은 고딕" w:hAnsi="맑은 고딕" w:eastAsia="맑은 고딕" w:cs="맑은 고딕"/>
+                <w:b/>
+                <w:sz w:val="19"/>
+              </w:rPr>
+              <w:t>항목</w:t>
+            </w:r>
+          </w:p>
+        </w:tc>
+        <w:tc>
+          <w:tcPr>
+            <w:tcW w:type="dxa" w:w="5968"/>
+            <w:shd w:val="clear" w:color="auto" w:fill="F2F5FB"/>
+          </w:tcPr>
+          <w:p>
+            <w:pPr>
+              <w:spacing w:before="40" w:after="40"/>
+            </w:pPr>
+            <w:r>
+              <w:rPr>
+                <w:rFonts w:ascii="맑은 고딕" w:hAnsi="맑은 고딕" w:eastAsia="맑은 고딕" w:cs="맑은 고딕"/>
+                <w:b/>
+                <w:sz w:val="19"/>
+              </w:rPr>
+              <w:t>어떻게 셈하나</w:t>
+            </w:r>
+          </w:p>
+        </w:tc>
+      </w:tr>
+      <w:tr>
+        <w:tc>
+          <w:tcPr>
+            <w:tcW w:type="dxa" w:w="3443"/>
+          </w:tcPr>
+          <w:p>
+            <w:pPr>
+              <w:spacing w:before="40" w:after="40"/>
+            </w:pPr>
+            <w:r>
+              <w:rPr>
+                <w:rFonts w:ascii="맑은 고딕" w:hAnsi="맑은 고딕" w:eastAsia="맑은 고딕" w:cs="맑은 고딕"/>
+                <w:b w:val="0"/>
+                <w:sz w:val="19"/>
+              </w:rPr>
+              <w:t>사진이 쓰는 공간</w:t>
+            </w:r>
+          </w:p>
+        </w:tc>
+        <w:tc>
+          <w:tcPr>
+            <w:tcW w:type="dxa" w:w="5968"/>
+          </w:tcPr>
+          <w:p>
+            <w:pPr>
+              <w:spacing w:before="40" w:after="40"/>
+            </w:pPr>
+            <w:r>
+              <w:rPr>
+                <w:rFonts w:ascii="맑은 고딕" w:hAnsi="맑은 고딕" w:eastAsia="맑은 고딕" w:cs="맑은 고딕"/>
+                <w:b w:val="0"/>
+                <w:sz w:val="19"/>
+              </w:rPr>
+              <w:t>사진을 올릴 때 실제 크기를 제출물에 적어 두고 그 값을 더합니다. 이 기능을 넣기 전에 올라온 사진만 한 장 150KB로 어림합니다.</w:t>
+            </w:r>
+          </w:p>
+        </w:tc>
+      </w:tr>
+      <w:tr>
+        <w:tc>
+          <w:tcPr>
+            <w:tcW w:type="dxa" w:w="3443"/>
+          </w:tcPr>
+          <w:p>
+            <w:pPr>
+              <w:spacing w:before="40" w:after="40"/>
+            </w:pPr>
+            <w:r>
+              <w:rPr>
+                <w:rFonts w:ascii="맑은 고딕" w:hAnsi="맑은 고딕" w:eastAsia="맑은 고딕" w:cs="맑은 고딕"/>
+                <w:b w:val="0"/>
+                <w:sz w:val="19"/>
+              </w:rPr>
+              <w:t>하루 읽기</w:t>
+            </w:r>
+          </w:p>
+        </w:tc>
+        <w:tc>
+          <w:tcPr>
+            <w:tcW w:type="dxa" w:w="5968"/>
+          </w:tcPr>
+          <w:p>
+            <w:pPr>
+              <w:spacing w:before="40" w:after="40"/>
+            </w:pPr>
+            <w:r>
+              <w:rPr>
+                <w:rFonts w:ascii="맑은 고딕" w:hAnsi="맑은 고딕" w:eastAsia="맑은 고딕" w:cs="맑은 고딕"/>
+                <w:b w:val="0"/>
+                <w:sz w:val="19"/>
+              </w:rPr>
+              <w:t>화면을 한 번 열 때 서버에서 읽는 문서 수에, 학생은 하루 3번·선생님은 6번 연다고 보고 곱합니다. 어림값입니다.</w:t>
+            </w:r>
+          </w:p>
+        </w:tc>
+      </w:tr>
+      <w:tr>
+        <w:tc>
+          <w:tcPr>
+            <w:tcW w:type="dxa" w:w="3443"/>
+          </w:tcPr>
+          <w:p>
+            <w:pPr>
+              <w:spacing w:before="40" w:after="40"/>
+            </w:pPr>
+            <w:r>
+              <w:rPr>
+                <w:rFonts w:ascii="맑은 고딕" w:hAnsi="맑은 고딕" w:eastAsia="맑은 고딕" w:cs="맑은 고딕"/>
+                <w:b w:val="0"/>
+                <w:sz w:val="19"/>
+              </w:rPr>
+              <w:t>예상 요금</w:t>
+            </w:r>
+          </w:p>
+        </w:tc>
+        <w:tc>
+          <w:tcPr>
+            <w:tcW w:type="dxa" w:w="5968"/>
+          </w:tcPr>
+          <w:p>
+            <w:pPr>
+              <w:spacing w:before="40" w:after="40"/>
+            </w:pPr>
+            <w:r>
+              <w:rPr>
+                <w:rFonts w:ascii="맑은 고딕" w:hAnsi="맑은 고딕" w:eastAsia="맑은 고딕" w:cs="맑은 고딕"/>
+                <w:b w:val="0"/>
+                <w:sz w:val="19"/>
+              </w:rPr>
+              <w:t>무료 한도를 넘은 만큼만 구글 단가로 셈합니다(저장 GB당 $0.26, 읽기 10만 건당 $0.18).</w:t>
+            </w:r>
+          </w:p>
+        </w:tc>
+      </w:tr>
+    </w:tbl>
+    <w:p>
+      <w:pPr>
+        <w:spacing w:after="80"/>
+      </w:pPr>
+    </w:p>
+    <w:p>
+      <w:pPr>
+        <w:spacing w:after="120"/>
+      </w:pPr>
+      <w:r>
+        <w:rPr>
+          <w:rFonts w:ascii="맑은 고딕" w:hAnsi="맑은 고딕" w:eastAsia="맑은 고딕" w:cs="맑은 고딕"/>
+          <w:b w:val="0"/>
+          <w:color w:val="8A8FA3"/>
+          <w:sz w:val="19"/>
+        </w:rPr>
+        <w:t>보안 규칙이 남의 자료를 막고 있어서, 이 숫자는 지금 로그인한 계정이 볼 수 있는 범위(선생님이면 자기 반)만 셉니다. 학원 전체 숫자는 파이어베이스 콘솔의 사용량 화면에서 봅니다. 화면에도 그렇게 적어 두었습니다.</w:t>
+      </w:r>
+    </w:p>
+    <w:p>
+      <w:pPr>
+        <w:pBdr>
+          <w:bottom w:val="single" w:sz="8" w:space="6" w:color="DCE3EE"/>
+        </w:pBdr>
+        <w:spacing w:before="320" w:after="120"/>
+      </w:pPr>
+      <w:r>
+        <w:rPr>
+          <w:rFonts w:ascii="맑은 고딕" w:hAnsi="맑은 고딕" w:eastAsia="맑은 고딕" w:cs="맑은 고딕"/>
+          <w:b/>
+          <w:color w:val="1E3A6B"/>
+          <w:sz w:val="26"/>
+        </w:rPr>
+        <w:t>6. 여러 기기가 어떻게 맞춰지는가</w:t>
       </w:r>
     </w:p>
     <w:p>
@@ -1259,7 +1483,7 @@
           <w:color w:val="1E3A6B"/>
           <w:sz w:val="26"/>
         </w:rPr>
-        <w:t>6. 비밀번호 보관</w:t>
+        <w:t>7. 비밀번호 보관</w:t>
       </w:r>
     </w:p>
     <w:tbl>
@@ -1470,7 +1694,7 @@
           <w:color w:val="1E3A6B"/>
           <w:sz w:val="26"/>
         </w:rPr>
-        <w:t>7. 비용</w:t>
+        <w:t>8. 비용</w:t>
       </w:r>
     </w:p>
     <w:p>
@@ -1500,7 +1724,7 @@
           <w:color w:val="1E3A6B"/>
           <w:sz w:val="26"/>
         </w:rPr>
-        <w:t>8. 점검 체계</w:t>
+        <w:t>9. 점검 체계</w:t>
       </w:r>
     </w:p>
     <w:p>
@@ -1526,7 +1750,7 @@
           <w:b/>
           <w:sz w:val="20"/>
         </w:rPr>
-        <w:t>자동 점검 11종 (검사 항목 213개)</w:t>
+        <w:t>자동 점검 11종 (검사 항목 223개)</w:t>
       </w:r>
       <w:r>
         <w:rPr>
@@ -1673,7 +1897,7 @@
           <w:color w:val="8A8FA3"/>
           <w:sz w:val="17"/>
         </w:rPr>
-        <w:t>「오늘의 숙제」 시범 운영 자료 · 2026년 9월 27일</w:t>
+        <w:t>「오늘의 숙제」 시범 운영 자료 · 2026년 9월 28일</w:t>
       </w:r>
     </w:p>
     <w:sectPr>

--- a/파일럿/보고자료/한글문서/11_기술개요_보안.docx
+++ b/파일럿/보고자료/한글문서/11_기술개요_보안.docx
@@ -44,7 +44,7 @@
           <w:color w:val="8A8FA3"/>
           <w:sz w:val="18"/>
         </w:rPr>
-        <w:t>어떻게 만들어졌고 무엇으로 막고 있는지 · 작성일 2026년 9월 28일</w:t>
+        <w:t>어떻게 만들어졌고 무엇으로 막고 있는지 · 작성일 2026년 9월 29일</w:t>
       </w:r>
     </w:p>
     <w:p>
@@ -1338,7 +1338,7 @@
                 <w:b w:val="0"/>
                 <w:sz w:val="19"/>
               </w:rPr>
-              <w:t>사진을 올릴 때 실제 크기를 제출물에 적어 두고 그 값을 더합니다. 이 기능을 넣기 전에 올라온 사진만 한 장 150KB로 어림합니다.</w:t>
+              <w:t>사진을 올릴 때 실제 크기를 제출물에 적어 두고 그 값을 더합니다. 이 기능을 넣기 전에 올라온 사진만 한 장 200KB로 어림합니다.</w:t>
             </w:r>
           </w:p>
         </w:tc>
@@ -1707,7 +1707,7 @@
           <w:b w:val="0"/>
           <w:sz w:val="20"/>
         </w:rPr>
-        <w:t>현재 규모(한 반 10명, 4주)에서는 구글 무료 사용량 안에 들어갑니다. 사진이 가장 많은 공간을 쓰므로 올릴 때 긴 변 1280픽셀로 줄여 저장합니다(한 장 약 150KB).</w:t>
+        <w:t>현재 규모(한 반 10명, 4주)에서는 구글 무료 사용량 안에 들어갑니다. 사진이 가장 많은 공간을 쓰므로 올릴 때 긴 변 1280픽셀로 줄여 저장합니다(한 장 약 200KB).</w:t>
       </w:r>
     </w:p>
     <w:p>
@@ -1897,7 +1897,7 @@
           <w:color w:val="8A8FA3"/>
           <w:sz w:val="17"/>
         </w:rPr>
-        <w:t>「오늘의 숙제」 시범 운영 자료 · 2026년 9월 28일</w:t>
+        <w:t>「오늘의 숙제」 시범 운영 자료 · 2026년 9월 29일</w:t>
       </w:r>
     </w:p>
     <w:sectPr>

--- a/파일럿/보고자료/한글문서/11_기술개요_보안.docx
+++ b/파일럿/보고자료/한글문서/11_기술개요_보안.docx
@@ -1897,7 +1897,7 @@
           <w:color w:val="8A8FA3"/>
           <w:sz w:val="17"/>
         </w:rPr>
-        <w:t>「오늘의 숙제」 시범 운영 자료 · 2026년 9월 29일</w:t>
+        <w:t>「오늘의 숙제」 자료 · 2026년 9월 29일</w:t>
       </w:r>
     </w:p>
     <w:sectPr>
